--- a/DocumentacaoFinal/INTEGRA_2026_Entrega_7_07_Banco_FluxID_Ajustes_e_Plano_de_Integracao.docx
+++ b/DocumentacaoFinal/INTEGRA_2026_Entrega_7_07_Banco_FluxID_Ajustes_e_Plano_de_Integracao.docx
@@ -605,7 +605,7 @@
                 <w:szCs w:val="17"/>
                 <w:lang w:val="pt-BR"/>
               </w:rPr>
-              <w:t xml:space="preserve">Pedido de Natã da Silva Baracho: analisar o banco FluxID (dump FluxID.sql e Banco_FluxID.md) e fazer as quatro ações escolhidas: atualizar o documento do banco, criar a correção da massa de testes, criar a migração de estrutura e escrever o plano de integração Oxide → FluxID.</w:t>
+              <w:t xml:space="preserve">Síntese das instruções dadas à IA. Contexto: banco principal FluxID em PostgreSQL (dump FluxID.sql e Banco_FluxID.md). Tarefa: analisar o banco e executar as quatro ações escolhidas pelo responsável: atualizar o documento do banco, corrigir a massa de testes, criar a migração de estrutura e escrever o plano de integração Oxide → FluxID. Restrições: não acessar o servidor PostgreSQL do responsável nem o banco principal; testar só num servidor temporário. Entrega esperada: scripts que podem rodar mais de uma vez, documentos e relatório.</w:t>
             </w:r>
           </w:p>
         </w:tc>
@@ -883,7 +883,7 @@
                 <w:szCs w:val="17"/>
                 <w:lang w:val="pt-BR"/>
               </w:rPr>
-              <w:t xml:space="preserve">Num PostgreSQL 18.6 temporário, o dump foi restaurado (26 tabelas) e os scripts 001 e 002 rodaram duas vezes sem erro; a segunda execução não alterou nada; 4 de 4 regras novas conferidas. O servidor temporário foi apagado no fim, sem acesso ao banco principal. Aprovado por Natã da Silva Baracho.</w:t>
+              <w:t xml:space="preserve">Natã da Silva Baracho, responsável pelo backend, leu o relatório de teste, conferiu os resultados com o que tinha pedido e respondeu o questionário de validação. Aprovou a entrega em 06/10/2026. Evidências do relatório: num PostgreSQL 18.6 temporário, o dump foi restaurado (26 tabelas) e os scripts 001 e 002 rodaram duas vezes sem erro; a segunda execução não alterou nada; 4 de 4 regras novas conferidas; o servidor temporário foi apagado no fim. Os testes foram executados pela IA; a decisão de aprovar foi do responsável.</w:t>
             </w:r>
           </w:p>
         </w:tc>
